--- a/proposal/12_Demo_Script_and_Meeting_Runbook.docx
+++ b/proposal/12_Demo_Script_and_Meeting_Runbook.docx
@@ -392,7 +392,7 @@
             </w:rPr>
             <w:fldChar w:fldCharType="separate"/>
           </w:r>
-          <w:hyperlink w:anchor="__RefHeading___Toc3944_3719902292">
+          <w:hyperlink w:anchor="__RefHeading___Toc3944_2871792748">
             <w:r>
               <w:rPr>
                 <w:rStyle w:val="IndexLink"/>
@@ -412,7 +412,7 @@
             </w:tabs>
             <w:rPr/>
           </w:pPr>
-          <w:hyperlink w:anchor="__RefHeading___Toc3946_3719902292">
+          <w:hyperlink w:anchor="__RefHeading___Toc3946_2871792748">
             <w:r>
               <w:rPr>
                 <w:rStyle w:val="IndexLink"/>
@@ -432,7 +432,7 @@
             </w:tabs>
             <w:rPr/>
           </w:pPr>
-          <w:hyperlink w:anchor="__RefHeading___Toc3948_3719902292">
+          <w:hyperlink w:anchor="__RefHeading___Toc3948_2871792748">
             <w:r>
               <w:rPr>
                 <w:rStyle w:val="IndexLink"/>
@@ -452,7 +452,7 @@
             </w:tabs>
             <w:rPr/>
           </w:pPr>
-          <w:hyperlink w:anchor="__RefHeading___Toc3950_3719902292">
+          <w:hyperlink w:anchor="__RefHeading___Toc3950_2871792748">
             <w:r>
               <w:rPr>
                 <w:rStyle w:val="IndexLink"/>
@@ -472,7 +472,7 @@
             </w:tabs>
             <w:rPr/>
           </w:pPr>
-          <w:hyperlink w:anchor="__RefHeading___Toc3952_3719902292">
+          <w:hyperlink w:anchor="__RefHeading___Toc3952_2871792748">
             <w:r>
               <w:rPr>
                 <w:rStyle w:val="IndexLink"/>
@@ -492,7 +492,7 @@
             </w:tabs>
             <w:rPr/>
           </w:pPr>
-          <w:hyperlink w:anchor="__RefHeading___Toc3954_3719902292">
+          <w:hyperlink w:anchor="__RefHeading___Toc3954_2871792748">
             <w:r>
               <w:rPr>
                 <w:rStyle w:val="IndexLink"/>
@@ -512,7 +512,7 @@
             </w:tabs>
             <w:rPr/>
           </w:pPr>
-          <w:hyperlink w:anchor="__RefHeading___Toc3956_3719902292">
+          <w:hyperlink w:anchor="__RefHeading___Toc3956_2871792748">
             <w:r>
               <w:rPr>
                 <w:rStyle w:val="IndexLink"/>
@@ -558,7 +558,7 @@
         <w:spacing w:before="0" w:after="160"/>
         <w:rPr/>
       </w:pPr>
-      <w:bookmarkStart w:id="0" w:name="__RefHeading___Toc3944_3719902292"/>
+      <w:bookmarkStart w:id="0" w:name="__RefHeading___Toc3944_2871792748"/>
       <w:bookmarkEnd w:id="0"/>
       <w:r>
         <w:rPr/>
@@ -607,7 +607,7 @@
         <w:spacing w:before="360" w:after="160"/>
         <w:rPr/>
       </w:pPr>
-      <w:bookmarkStart w:id="1" w:name="__RefHeading___Toc3946_3719902292"/>
+      <w:bookmarkStart w:id="1" w:name="__RefHeading___Toc3946_2871792748"/>
       <w:bookmarkEnd w:id="1"/>
       <w:r>
         <w:rPr/>
@@ -1620,7 +1620,7 @@
         <w:spacing w:before="360" w:after="160"/>
         <w:rPr/>
       </w:pPr>
-      <w:bookmarkStart w:id="2" w:name="__RefHeading___Toc3948_3719902292"/>
+      <w:bookmarkStart w:id="2" w:name="__RefHeading___Toc3948_2871792748"/>
       <w:bookmarkEnd w:id="2"/>
       <w:r>
         <w:rPr/>
@@ -1633,7 +1633,7 @@
         <w:spacing w:before="280" w:after="120"/>
         <w:rPr/>
       </w:pPr>
-      <w:bookmarkStart w:id="3" w:name="__RefHeading___Toc3950_3719902292"/>
+      <w:bookmarkStart w:id="3" w:name="__RefHeading___Toc3950_2871792748"/>
       <w:bookmarkEnd w:id="3"/>
       <w:r>
         <w:rPr/>
@@ -2479,7 +2479,7 @@
         <w:spacing w:before="280" w:after="120"/>
         <w:rPr/>
       </w:pPr>
-      <w:bookmarkStart w:id="4" w:name="__RefHeading___Toc3952_3719902292"/>
+      <w:bookmarkStart w:id="4" w:name="__RefHeading___Toc3952_2871792748"/>
       <w:bookmarkEnd w:id="4"/>
       <w:r>
         <w:rPr/>
@@ -2734,7 +2734,7 @@
         <w:spacing w:before="280" w:after="120"/>
         <w:rPr/>
       </w:pPr>
-      <w:bookmarkStart w:id="5" w:name="__RefHeading___Toc3954_3719902292"/>
+      <w:bookmarkStart w:id="5" w:name="__RefHeading___Toc3954_2871792748"/>
       <w:bookmarkEnd w:id="5"/>
       <w:r>
         <w:rPr/>
@@ -2807,7 +2807,7 @@
         <w:spacing w:before="360" w:after="160"/>
         <w:rPr/>
       </w:pPr>
-      <w:bookmarkStart w:id="6" w:name="__RefHeading___Toc3956_3719902292"/>
+      <w:bookmarkStart w:id="6" w:name="__RefHeading___Toc3956_2871792748"/>
       <w:bookmarkEnd w:id="6"/>
       <w:r>
         <w:rPr/>

--- a/proposal/12_Demo_Script_and_Meeting_Runbook.docx
+++ b/proposal/12_Demo_Script_and_Meeting_Runbook.docx
@@ -392,7 +392,7 @@
             </w:rPr>
             <w:fldChar w:fldCharType="separate"/>
           </w:r>
-          <w:hyperlink w:anchor="__RefHeading___Toc3944_2871792748">
+          <w:hyperlink w:anchor="__RefHeading___Toc3961_937233523">
             <w:r>
               <w:rPr>
                 <w:rStyle w:val="IndexLink"/>
@@ -412,7 +412,7 @@
             </w:tabs>
             <w:rPr/>
           </w:pPr>
-          <w:hyperlink w:anchor="__RefHeading___Toc3946_2871792748">
+          <w:hyperlink w:anchor="__RefHeading___Toc3963_937233523">
             <w:r>
               <w:rPr>
                 <w:rStyle w:val="IndexLink"/>
@@ -432,7 +432,7 @@
             </w:tabs>
             <w:rPr/>
           </w:pPr>
-          <w:hyperlink w:anchor="__RefHeading___Toc3948_2871792748">
+          <w:hyperlink w:anchor="__RefHeading___Toc3965_937233523">
             <w:r>
               <w:rPr>
                 <w:rStyle w:val="IndexLink"/>
@@ -452,7 +452,7 @@
             </w:tabs>
             <w:rPr/>
           </w:pPr>
-          <w:hyperlink w:anchor="__RefHeading___Toc3950_2871792748">
+          <w:hyperlink w:anchor="__RefHeading___Toc3967_937233523">
             <w:r>
               <w:rPr>
                 <w:rStyle w:val="IndexLink"/>
@@ -472,7 +472,7 @@
             </w:tabs>
             <w:rPr/>
           </w:pPr>
-          <w:hyperlink w:anchor="__RefHeading___Toc3952_2871792748">
+          <w:hyperlink w:anchor="__RefHeading___Toc3969_937233523">
             <w:r>
               <w:rPr>
                 <w:rStyle w:val="IndexLink"/>
@@ -492,7 +492,7 @@
             </w:tabs>
             <w:rPr/>
           </w:pPr>
-          <w:hyperlink w:anchor="__RefHeading___Toc3954_2871792748">
+          <w:hyperlink w:anchor="__RefHeading___Toc3971_937233523">
             <w:r>
               <w:rPr>
                 <w:rStyle w:val="IndexLink"/>
@@ -512,7 +512,7 @@
             </w:tabs>
             <w:rPr/>
           </w:pPr>
-          <w:hyperlink w:anchor="__RefHeading___Toc3956_2871792748">
+          <w:hyperlink w:anchor="__RefHeading___Toc3973_937233523">
             <w:r>
               <w:rPr>
                 <w:rStyle w:val="IndexLink"/>
@@ -558,7 +558,7 @@
         <w:spacing w:before="0" w:after="160"/>
         <w:rPr/>
       </w:pPr>
-      <w:bookmarkStart w:id="0" w:name="__RefHeading___Toc3944_2871792748"/>
+      <w:bookmarkStart w:id="0" w:name="__RefHeading___Toc3961_937233523"/>
       <w:bookmarkEnd w:id="0"/>
       <w:r>
         <w:rPr/>
@@ -607,7 +607,7 @@
         <w:spacing w:before="360" w:after="160"/>
         <w:rPr/>
       </w:pPr>
-      <w:bookmarkStart w:id="1" w:name="__RefHeading___Toc3946_2871792748"/>
+      <w:bookmarkStart w:id="1" w:name="__RefHeading___Toc3963_937233523"/>
       <w:bookmarkEnd w:id="1"/>
       <w:r>
         <w:rPr/>
@@ -1620,7 +1620,7 @@
         <w:spacing w:before="360" w:after="160"/>
         <w:rPr/>
       </w:pPr>
-      <w:bookmarkStart w:id="2" w:name="__RefHeading___Toc3948_2871792748"/>
+      <w:bookmarkStart w:id="2" w:name="__RefHeading___Toc3965_937233523"/>
       <w:bookmarkEnd w:id="2"/>
       <w:r>
         <w:rPr/>
@@ -1633,7 +1633,7 @@
         <w:spacing w:before="280" w:after="120"/>
         <w:rPr/>
       </w:pPr>
-      <w:bookmarkStart w:id="3" w:name="__RefHeading___Toc3950_2871792748"/>
+      <w:bookmarkStart w:id="3" w:name="__RefHeading___Toc3967_937233523"/>
       <w:bookmarkEnd w:id="3"/>
       <w:r>
         <w:rPr/>
@@ -1648,7 +1648,7 @@
       </w:pPr>
       <w:r>
         <w:rPr/>
-        <w:t xml:space="preserve">A fictional group, "Al Noor Holdings", is deciding whether to approve a supply contract with "Gulf Precision Industries" and is also progressing an investment discussion with "Marwa Capital". The demo corpus (about 60 documents in English and Arabic, some scanned) contains </w:t>
+        <w:t xml:space="preserve">A fictional group, "Sinaran Holdings", is deciding whether to approve a supply contract with "Selangor Precision Industries" and is also progressing an investment discussion with "Al Rayyan Capital", a Gulf investor it is courting as part of its GCC entry. The demo corpus (about 60 documents, mostly English with some Bahasa Malaysia, some scanned) contains </w:t>
       </w:r>
       <w:r>
         <w:rPr>
@@ -1659,7 +1659,7 @@
       </w:r>
       <w:r>
         <w:rPr/>
-        <w:t>:</w:t>
+        <w:t>. The scenario deliberately mirrors the client's own shape: a Malaysian and Philippine operating base, with a GCC relationship in the pipeline.</w:t>
       </w:r>
     </w:p>
     <w:tbl>
@@ -1830,7 +1830,7 @@
                 <w:sz w:val="18"/>
                 <w:szCs w:val="18"/>
               </w:rPr>
-              <w:t>Contract value AED 12.5m in Contract v2; AED 11.8m in the board approval memo</w:t>
+              <w:t>Contract value MYR 12.5m in Contract v2; MYR 11.8m in the board approval memo</w:t>
             </w:r>
           </w:p>
         </w:tc>
@@ -2258,7 +2258,7 @@
                 <w:sz w:val="18"/>
                 <w:szCs w:val="18"/>
               </w:rPr>
-              <w:t>Arabic-language board minute (scanned) records the approved amount</w:t>
+              <w:t>Board minute in Bahasa Malaysia (scanned) records the approved amount</w:t>
             </w:r>
           </w:p>
         </w:tc>
@@ -2286,7 +2286,7 @@
                 <w:sz w:val="18"/>
                 <w:szCs w:val="18"/>
               </w:rPr>
-              <w:t>Arabic OCR, cross-language retrieval, cited answer in English</w:t>
+              <w:t>OCR on a scanned page, cross-language retrieval, cited answer returned in English</w:t>
             </w:r>
           </w:p>
         </w:tc>
@@ -2343,7 +2343,7 @@
                 <w:sz w:val="18"/>
                 <w:szCs w:val="18"/>
               </w:rPr>
-              <w:t>Marwa Capital MoU date in CRM (12 March) differs from the signed MoU (14 March)</w:t>
+              <w:t>Al Rayyan Capital MoU date in CRM (12 March) differs from the signed MoU (14 March)</w:t>
             </w:r>
           </w:p>
         </w:tc>
@@ -2479,7 +2479,7 @@
         <w:spacing w:before="280" w:after="120"/>
         <w:rPr/>
       </w:pPr>
-      <w:bookmarkStart w:id="4" w:name="__RefHeading___Toc3952_2871792748"/>
+      <w:bookmarkStart w:id="4" w:name="__RefHeading___Toc3969_937233523"/>
       <w:bookmarkEnd w:id="4"/>
       <w:r>
         <w:rPr/>
@@ -2527,7 +2527,7 @@
       </w:r>
       <w:r>
         <w:rPr/>
-        <w:t xml:space="preserve"> "What is the value and term of the Gulf Precision supply contract?" Show the answer, citations, page viewer, and the inline contradiction note.</w:t>
+        <w:t xml:space="preserve"> "What is the value and term of the Selangor Precision supply contract?" Show the answer, citations, page viewer, and the inline contradiction note.</w:t>
       </w:r>
     </w:p>
     <w:p>
@@ -2589,11 +2589,11 @@
           <w:b/>
           <w:bCs/>
         </w:rPr>
-        <w:t>Ask in Arabic</w:t>
-      </w:r>
-      <w:r>
-        <w:rPr/>
-        <w:t xml:space="preserve"> or ask about the Arabic minute; show cross-language retrieval and citation of a scanned page.</w:t>
+        <w:t>Ask about the Bahasa Malaysia board minute</w:t>
+      </w:r>
+      <w:r>
+        <w:rPr/>
+        <w:t xml:space="preserve"> in English; show cross-language retrieval and citation of a scanned page.</w:t>
       </w:r>
     </w:p>
     <w:p>
@@ -2637,7 +2637,7 @@
       </w:r>
       <w:r>
         <w:rPr/>
-        <w:t xml:space="preserve"> Show the investor pipeline board (GCC stages), the Marwa Capital relationship page with history, follow-ups, and the finding from System 1 about the MoU date.</w:t>
+        <w:t xml:space="preserve"> Show the investor pipeline board with the GCC stages, the Al Rayyan Capital relationship page with history, follow-ups, and the finding from System 1 about the MoU date.</w:t>
       </w:r>
     </w:p>
     <w:p>
@@ -2734,7 +2734,7 @@
         <w:spacing w:before="280" w:after="120"/>
         <w:rPr/>
       </w:pPr>
-      <w:bookmarkStart w:id="5" w:name="__RefHeading___Toc3954_2871792748"/>
+      <w:bookmarkStart w:id="5" w:name="__RefHeading___Toc3971_937233523"/>
       <w:bookmarkEnd w:id="5"/>
       <w:r>
         <w:rPr/>
@@ -2807,7 +2807,7 @@
         <w:spacing w:before="360" w:after="160"/>
         <w:rPr/>
       </w:pPr>
-      <w:bookmarkStart w:id="6" w:name="__RefHeading___Toc3956_2871792748"/>
+      <w:bookmarkStart w:id="6" w:name="__RefHeading___Toc3973_937233523"/>
       <w:bookmarkEnd w:id="6"/>
       <w:r>
         <w:rPr/>
